--- a/Case-File-Compilation/Case-File-Compilation/wwwroot/Data/Complaint.docx
+++ b/Case-File-Compilation/Case-File-Compilation/wwwroot/Data/Complaint.docx
@@ -4,46 +4,35 @@
   <w:body>
     <w:p>
       <w:pPr>
-        <w:rPr>
-          <w:rFonts w:asciiTheme="majorBidi" w:hAnsiTheme="majorBidi" w:cstheme="majorBidi"/>
-        </w:rPr>
-      </w:pPr>
-      <w:r>
-        <w:rPr>
-          <w:rFonts w:asciiTheme="majorBidi" w:hAnsiTheme="majorBidi" w:cstheme="majorBidi"/>
-        </w:rPr>
-        <w:t>IN THE SUPERIOR COURT</w:t>
-      </w:r>
-    </w:p>
-    <w:p>
-      <w:pPr>
-        <w:rPr>
-          <w:rFonts w:asciiTheme="majorBidi" w:hAnsiTheme="majorBidi" w:cstheme="majorBidi"/>
-        </w:rPr>
-      </w:pPr>
-      <w:r>
-        <w:rPr>
-          <w:rFonts w:asciiTheme="majorBidi" w:hAnsiTheme="majorBidi" w:cstheme="majorBidi"/>
-        </w:rPr>
-        <w:t>STATE OF CALIFORNIA</w:t>
-      </w:r>
-    </w:p>
-    <w:p>
-      <w:pPr>
-        <w:rPr>
-          <w:rFonts w:asciiTheme="majorBidi" w:hAnsiTheme="majorBidi" w:cstheme="majorBidi"/>
-        </w:rPr>
-      </w:pPr>
-      <w:r>
-        <w:rPr>
-          <w:rFonts w:asciiTheme="majorBidi" w:hAnsiTheme="majorBidi" w:cstheme="majorBidi"/>
-        </w:rPr>
-        <w:t>COUNTY OF SAN FRANCISCO</w:t>
-      </w:r>
-    </w:p>
-    <w:p>
-      <w:pPr>
-        <w:spacing w:after="0"/>
+        <w:spacing w:after="0" w:line="360" w:lineRule="auto"/>
+        <w:rPr>
+          <w:rFonts w:asciiTheme="majorBidi" w:hAnsiTheme="majorBidi" w:cstheme="majorBidi"/>
+        </w:rPr>
+      </w:pPr>
+      <w:r>
+        <w:rPr>
+          <w:rFonts w:asciiTheme="majorBidi" w:hAnsiTheme="majorBidi" w:cstheme="majorBidi"/>
+        </w:rPr>
+        <w:t>IN THE SUPERIOR COURT OF THE STATE OF CALIFORNIA</w:t>
+      </w:r>
+    </w:p>
+    <w:p>
+      <w:pPr>
+        <w:spacing w:after="0" w:line="360" w:lineRule="auto"/>
+        <w:rPr>
+          <w:rFonts w:asciiTheme="majorBidi" w:hAnsiTheme="majorBidi" w:cstheme="majorBidi"/>
+        </w:rPr>
+      </w:pPr>
+      <w:r>
+        <w:rPr>
+          <w:rFonts w:asciiTheme="majorBidi" w:hAnsiTheme="majorBidi" w:cstheme="majorBidi"/>
+        </w:rPr>
+        <w:t>IN AND FOR THE COUNTY OF SAN FRANCISCO</w:t>
+      </w:r>
+    </w:p>
+    <w:p>
+      <w:pPr>
+        <w:spacing w:after="0" w:line="360" w:lineRule="auto"/>
         <w:rPr>
           <w:rFonts w:asciiTheme="majorBidi" w:hAnsiTheme="majorBidi" w:cstheme="majorBidi"/>
           <w:b/>
@@ -62,16 +51,33 @@
     <w:p>
       <w:pPr>
         <w:pStyle w:val="Heading1"/>
-      </w:pPr>
-      <w:r>
+        <w:jc w:val="center"/>
+        <w:rPr>
+          <w:b/>
+          <w:bCs/>
+        </w:rPr>
+      </w:pPr>
+      <w:r>
+        <w:rPr>
+          <w:b/>
+          <w:bCs/>
+        </w:rPr>
         <w:t>PLAINTIFF'S COMPLAINT FOR DAMAGES</w:t>
       </w:r>
     </w:p>
     <w:p>
       <w:pPr>
         <w:pStyle w:val="Heading2"/>
-      </w:pPr>
-      <w:r>
+        <w:rPr>
+          <w:b/>
+          <w:bCs/>
+        </w:rPr>
+      </w:pPr>
+      <w:r>
+        <w:rPr>
+          <w:b/>
+          <w:bCs/>
+        </w:rPr>
         <w:t>I. PARTIES</w:t>
       </w:r>
     </w:p>
@@ -114,8 +120,16 @@
     <w:p>
       <w:pPr>
         <w:pStyle w:val="Heading2"/>
-      </w:pPr>
-      <w:r>
+        <w:rPr>
+          <w:b/>
+          <w:bCs/>
+        </w:rPr>
+      </w:pPr>
+      <w:r>
+        <w:rPr>
+          <w:b/>
+          <w:bCs/>
+        </w:rPr>
         <w:t>II. JURISDICTION AND VENUE</w:t>
       </w:r>
     </w:p>
@@ -158,8 +172,16 @@
     <w:p>
       <w:pPr>
         <w:pStyle w:val="Heading2"/>
-      </w:pPr>
-      <w:r>
+        <w:rPr>
+          <w:b/>
+          <w:bCs/>
+        </w:rPr>
+      </w:pPr>
+      <w:r>
+        <w:rPr>
+          <w:b/>
+          <w:bCs/>
+        </w:rPr>
         <w:t>III. FACTUAL ALLEGATIONS</w:t>
       </w:r>
     </w:p>
@@ -178,21 +200,7 @@
         <w:rPr>
           <w:rFonts w:asciiTheme="majorBidi" w:hAnsiTheme="majorBidi" w:cstheme="majorBidi"/>
         </w:rPr>
-        <w:t xml:space="preserve">On January 15, 2025, Plaintiff </w:t>
-      </w:r>
-      <w:proofErr w:type="gramStart"/>
-      <w:r>
-        <w:rPr>
-          <w:rFonts w:asciiTheme="majorBidi" w:hAnsiTheme="majorBidi" w:cstheme="majorBidi"/>
-        </w:rPr>
-        <w:t>entered into</w:t>
-      </w:r>
-      <w:proofErr w:type="gramEnd"/>
-      <w:r>
-        <w:rPr>
-          <w:rFonts w:asciiTheme="majorBidi" w:hAnsiTheme="majorBidi" w:cstheme="majorBidi"/>
-        </w:rPr>
-        <w:t xml:space="preserve"> a written contract with Defendant.</w:t>
+        <w:t>On January 15, 2025, Plaintiff entered into a written contract with Defendant.</w:t>
       </w:r>
     </w:p>
     <w:p>
@@ -234,8 +242,16 @@
     <w:p>
       <w:pPr>
         <w:pStyle w:val="Heading2"/>
-      </w:pPr>
-      <w:r>
+        <w:rPr>
+          <w:b/>
+          <w:bCs/>
+        </w:rPr>
+      </w:pPr>
+      <w:r>
+        <w:rPr>
+          <w:b/>
+          <w:bCs/>
+        </w:rPr>
         <w:t>IV. CAUSES OF ACTION</w:t>
       </w:r>
     </w:p>
@@ -277,6 +293,7 @@
           <w:ilvl w:val="0"/>
           <w:numId w:val="5"/>
         </w:numPr>
+        <w:spacing w:after="0" w:line="360" w:lineRule="auto"/>
         <w:rPr>
           <w:rFonts w:asciiTheme="majorBidi" w:hAnsiTheme="majorBidi" w:cstheme="majorBidi"/>
         </w:rPr>
@@ -302,6 +319,7 @@
     </w:p>
     <w:p>
       <w:pPr>
+        <w:spacing w:after="0" w:line="480" w:lineRule="auto"/>
         <w:rPr>
           <w:rFonts w:asciiTheme="majorBidi" w:hAnsiTheme="majorBidi" w:cstheme="majorBidi"/>
         </w:rPr>
@@ -315,6 +333,7 @@
     </w:p>
     <w:p>
       <w:pPr>
+        <w:spacing w:after="0" w:line="360" w:lineRule="auto"/>
         <w:rPr>
           <w:rFonts w:asciiTheme="majorBidi" w:hAnsiTheme="majorBidi" w:cstheme="majorBidi"/>
         </w:rPr>
@@ -403,20 +422,20 @@
         <w:rPr>
           <w:rFonts w:asciiTheme="majorBidi" w:hAnsiTheme="majorBidi" w:cstheme="majorBidi"/>
         </w:rPr>
-        <w:t xml:space="preserve">                                        _________________________</w:t>
-      </w:r>
-    </w:p>
-    <w:p>
-      <w:pPr>
-        <w:rPr>
-          <w:rFonts w:asciiTheme="majorBidi" w:hAnsiTheme="majorBidi" w:cstheme="majorBidi"/>
-        </w:rPr>
-      </w:pPr>
-      <w:r>
-        <w:rPr>
-          <w:rFonts w:asciiTheme="majorBidi" w:hAnsiTheme="majorBidi" w:cstheme="majorBidi"/>
-        </w:rPr>
-        <w:t xml:space="preserve">                                        Attorney for Plaintiff</w:t>
+        <w:t>__________________</w:t>
+      </w:r>
+    </w:p>
+    <w:p>
+      <w:pPr>
+        <w:rPr>
+          <w:rFonts w:asciiTheme="majorBidi" w:hAnsiTheme="majorBidi" w:cstheme="majorBidi"/>
+        </w:rPr>
+      </w:pPr>
+      <w:r>
+        <w:rPr>
+          <w:rFonts w:asciiTheme="majorBidi" w:hAnsiTheme="majorBidi" w:cstheme="majorBidi"/>
+        </w:rPr>
+        <w:t>Attorney for Plaintiff</w:t>
       </w:r>
     </w:p>
     <w:sectPr>
